--- a/Assignments/Assignment-1-Heuristic-Evaluation/Report/Assignment1_HeuristicEval_1230594.docx
+++ b/Assignments/Assignment-1-Heuristic-Evaluation/Report/Assignment1_HeuristicEval_1230594.docx
@@ -355,17 +355,7 @@
                 <w:sz w:val="18"/>
                 <w:szCs w:val="18"/>
               </w:rPr>
-              <w:t>8</w:t>
-            </w:r>
-            <w:r>
-              <w:rPr>
-                <w:b/>
-                <w:bCs/>
-                <w:color w:val="1A1A1A"/>
-                <w:sz w:val="18"/>
-                <w:szCs w:val="18"/>
-              </w:rPr>
-              <w:t xml:space="preserve"> documented</w:t>
+              <w:t>8 documented</w:t>
             </w:r>
           </w:p>
         </w:tc>
@@ -1591,10 +1581,10 @@
         </w:rPr>
         <w:lastRenderedPageBreak/>
         <w:drawing>
-          <wp:inline distT="0" distB="0" distL="0" distR="0" wp14:anchorId="5BD19790" wp14:editId="12B06806">
-            <wp:extent cx="4210050" cy="2057400"/>
-            <wp:effectExtent l="0" t="0" r="0" b="0"/>
-            <wp:docPr id="55192734" name="Picture 55192734"/>
+          <wp:inline distT="0" distB="0" distL="0" distR="0" wp14:anchorId="2976D44B" wp14:editId="47FE29AA">
+            <wp:extent cx="6394450" cy="3060700"/>
+            <wp:effectExtent l="0" t="0" r="6350" b="6350"/>
+            <wp:docPr id="1804121004" name="Picture 1"/>
             <wp:cNvGraphicFramePr>
               <a:graphicFrameLocks xmlns:a="http://schemas.openxmlformats.org/drawingml/2006/main" noChangeAspect="1"/>
             </wp:cNvGraphicFramePr>
@@ -1602,13 +1592,19 @@
               <a:graphicData uri="http://schemas.openxmlformats.org/drawingml/2006/picture">
                 <pic:pic xmlns:pic="http://schemas.openxmlformats.org/drawingml/2006/picture">
                   <pic:nvPicPr>
-                    <pic:cNvPr id="0" name=""/>
+                    <pic:cNvPr id="0" name="Picture 1"/>
                     <pic:cNvPicPr>
                       <a:picLocks noChangeAspect="1" noChangeArrowheads="1"/>
                     </pic:cNvPicPr>
                   </pic:nvPicPr>
                   <pic:blipFill>
-                    <a:blip r:embed="rId9"/>
+                    <a:blip r:embed="rId9" cstate="print">
+                      <a:extLst>
+                        <a:ext uri="{28A0092B-C50C-407E-A947-70E740481C1C}">
+                          <a14:useLocalDpi xmlns:a14="http://schemas.microsoft.com/office/drawing/2010/main" val="0"/>
+                        </a:ext>
+                      </a:extLst>
+                    </a:blip>
                     <a:srcRect/>
                     <a:stretch>
                       <a:fillRect/>
@@ -1617,11 +1613,15 @@
                   <pic:spPr bwMode="auto">
                     <a:xfrm>
                       <a:off x="0" y="0"/>
-                      <a:ext cx="4210050" cy="2057400"/>
+                      <a:ext cx="6394450" cy="3060700"/>
                     </a:xfrm>
                     <a:prstGeom prst="rect">
                       <a:avLst/>
                     </a:prstGeom>
+                    <a:noFill/>
+                    <a:ln>
+                      <a:noFill/>
+                    </a:ln>
                   </pic:spPr>
                 </pic:pic>
               </a:graphicData>
@@ -2895,40 +2895,16 @@
         <w:spacing w:after="60"/>
         <w:jc w:val="center"/>
       </w:pPr>
-    </w:p>
-    <w:p>
-      <w:pPr>
-        <w:spacing w:after="60"/>
-        <w:jc w:val="center"/>
-      </w:pPr>
-    </w:p>
-    <w:p>
-      <w:pPr>
-        <w:spacing w:after="60"/>
-        <w:jc w:val="center"/>
-      </w:pPr>
-    </w:p>
-    <w:p>
-      <w:pPr>
-        <w:spacing w:after="60"/>
-        <w:jc w:val="center"/>
-      </w:pPr>
-    </w:p>
-    <w:p>
-      <w:pPr>
-        <w:spacing w:after="60"/>
-        <w:jc w:val="center"/>
-      </w:pPr>
       <w:r>
         <w:rPr>
           <w:noProof/>
         </w:rPr>
         <w:lastRenderedPageBreak/>
         <w:drawing>
-          <wp:inline distT="0" distB="0" distL="0" distR="0" wp14:anchorId="10F5FF69" wp14:editId="48541A0A">
-            <wp:extent cx="1695450" cy="1885950"/>
-            <wp:effectExtent l="0" t="0" r="0" b="0"/>
-            <wp:docPr id="625460176" name="Picture 625460176"/>
+          <wp:inline distT="0" distB="0" distL="0" distR="0" wp14:anchorId="505D5ABA" wp14:editId="29A55D6F">
+            <wp:extent cx="1688449" cy="1943100"/>
+            <wp:effectExtent l="0" t="0" r="7620" b="0"/>
+            <wp:docPr id="1355232600" name="Picture 2"/>
             <wp:cNvGraphicFramePr>
               <a:graphicFrameLocks xmlns:a="http://schemas.openxmlformats.org/drawingml/2006/main" noChangeAspect="1"/>
             </wp:cNvGraphicFramePr>
@@ -2936,13 +2912,19 @@
               <a:graphicData uri="http://schemas.openxmlformats.org/drawingml/2006/picture">
                 <pic:pic xmlns:pic="http://schemas.openxmlformats.org/drawingml/2006/picture">
                   <pic:nvPicPr>
-                    <pic:cNvPr id="0" name=""/>
+                    <pic:cNvPr id="0" name="Picture 2"/>
                     <pic:cNvPicPr>
                       <a:picLocks noChangeAspect="1" noChangeArrowheads="1"/>
                     </pic:cNvPicPr>
                   </pic:nvPicPr>
                   <pic:blipFill>
-                    <a:blip r:embed="rId10"/>
+                    <a:blip r:embed="rId10" cstate="print">
+                      <a:extLst>
+                        <a:ext uri="{28A0092B-C50C-407E-A947-70E740481C1C}">
+                          <a14:useLocalDpi xmlns:a14="http://schemas.microsoft.com/office/drawing/2010/main" val="0"/>
+                        </a:ext>
+                      </a:extLst>
+                    </a:blip>
                     <a:srcRect/>
                     <a:stretch>
                       <a:fillRect/>
@@ -2951,11 +2933,15 @@
                   <pic:spPr bwMode="auto">
                     <a:xfrm>
                       <a:off x="0" y="0"/>
-                      <a:ext cx="1695450" cy="1885950"/>
+                      <a:ext cx="1709840" cy="1967717"/>
                     </a:xfrm>
                     <a:prstGeom prst="rect">
                       <a:avLst/>
                     </a:prstGeom>
+                    <a:noFill/>
+                    <a:ln>
+                      <a:noFill/>
+                    </a:ln>
                   </pic:spPr>
                 </pic:pic>
               </a:graphicData>
@@ -3809,10 +3795,10 @@
                 <w:noProof/>
               </w:rPr>
               <w:drawing>
-                <wp:inline distT="0" distB="0" distL="0" distR="0" wp14:anchorId="1B5AC67A" wp14:editId="047CF1BE">
-                  <wp:extent cx="2057400" cy="1838325"/>
-                  <wp:effectExtent l="0" t="0" r="0" b="0"/>
-                  <wp:docPr id="504911153" name="Picture 504911153"/>
+                <wp:inline distT="0" distB="0" distL="0" distR="0" wp14:anchorId="022A7ECD" wp14:editId="21E357A0">
+                  <wp:extent cx="3561850" cy="1752600"/>
+                  <wp:effectExtent l="0" t="0" r="635" b="0"/>
+                  <wp:docPr id="593038226" name="Picture 3"/>
                   <wp:cNvGraphicFramePr>
                     <a:graphicFrameLocks xmlns:a="http://schemas.openxmlformats.org/drawingml/2006/main" noChangeAspect="1"/>
                   </wp:cNvGraphicFramePr>
@@ -3820,13 +3806,19 @@
                     <a:graphicData uri="http://schemas.openxmlformats.org/drawingml/2006/picture">
                       <pic:pic xmlns:pic="http://schemas.openxmlformats.org/drawingml/2006/picture">
                         <pic:nvPicPr>
-                          <pic:cNvPr id="0" name=""/>
+                          <pic:cNvPr id="0" name="Picture 3"/>
                           <pic:cNvPicPr>
                             <a:picLocks noChangeAspect="1" noChangeArrowheads="1"/>
                           </pic:cNvPicPr>
                         </pic:nvPicPr>
                         <pic:blipFill>
-                          <a:blip r:embed="rId11"/>
+                          <a:blip r:embed="rId11" cstate="print">
+                            <a:extLst>
+                              <a:ext uri="{28A0092B-C50C-407E-A947-70E740481C1C}">
+                                <a14:useLocalDpi xmlns:a14="http://schemas.microsoft.com/office/drawing/2010/main" val="0"/>
+                              </a:ext>
+                            </a:extLst>
+                          </a:blip>
                           <a:srcRect/>
                           <a:stretch>
                             <a:fillRect/>
@@ -3835,11 +3827,15 @@
                         <pic:spPr bwMode="auto">
                           <a:xfrm>
                             <a:off x="0" y="0"/>
-                            <a:ext cx="2057400" cy="1838325"/>
+                            <a:ext cx="3566019" cy="1754651"/>
                           </a:xfrm>
                           <a:prstGeom prst="rect">
                             <a:avLst/>
                           </a:prstGeom>
+                          <a:noFill/>
+                          <a:ln>
+                            <a:noFill/>
+                          </a:ln>
                         </pic:spPr>
                       </pic:pic>
                     </a:graphicData>
@@ -4203,7 +4199,23 @@
                       <w:sz w:val="17"/>
                       <w:szCs w:val="17"/>
                     </w:rPr>
-                    <w:t>The page contains two separate language selection menus that perform the same function. One appears at the top and another at the bottom of the page. Both are labeled “English (en)” and create unnecessary duplication.</w:t>
+                    <w:t>The page contains two separate language selection menus that perform the same function. One appears at the top and another at the bottom of the page. Both are labeled “English (</w:t>
+                  </w:r>
+                  <w:proofErr w:type="spellStart"/>
+                  <w:r>
+                    <w:rPr>
+                      <w:sz w:val="17"/>
+                      <w:szCs w:val="17"/>
+                    </w:rPr>
+                    <w:t>en</w:t>
+                  </w:r>
+                  <w:proofErr w:type="spellEnd"/>
+                  <w:r>
+                    <w:rPr>
+                      <w:sz w:val="17"/>
+                      <w:szCs w:val="17"/>
+                    </w:rPr>
+                    <w:t>)” and create unnecessary duplication.</w:t>
                   </w:r>
                 </w:p>
               </w:tc>
@@ -4353,10 +4365,10 @@
                 <w:noProof/>
               </w:rPr>
               <w:drawing>
-                <wp:inline distT="0" distB="0" distL="0" distR="0" wp14:anchorId="549B1A09" wp14:editId="5D42B72A">
-                  <wp:extent cx="4210050" cy="2362200"/>
+                <wp:inline distT="0" distB="0" distL="0" distR="0" wp14:anchorId="6245EF9D" wp14:editId="430B41AD">
+                  <wp:extent cx="4438650" cy="2139905"/>
                   <wp:effectExtent l="0" t="0" r="0" b="0"/>
-                  <wp:docPr id="348722974" name="Picture 348722974"/>
+                  <wp:docPr id="979219257" name="Picture 4"/>
                   <wp:cNvGraphicFramePr>
                     <a:graphicFrameLocks xmlns:a="http://schemas.openxmlformats.org/drawingml/2006/main" noChangeAspect="1"/>
                   </wp:cNvGraphicFramePr>
@@ -4364,13 +4376,19 @@
                     <a:graphicData uri="http://schemas.openxmlformats.org/drawingml/2006/picture">
                       <pic:pic xmlns:pic="http://schemas.openxmlformats.org/drawingml/2006/picture">
                         <pic:nvPicPr>
-                          <pic:cNvPr id="0" name=""/>
+                          <pic:cNvPr id="0" name="Picture 4"/>
                           <pic:cNvPicPr>
                             <a:picLocks noChangeAspect="1" noChangeArrowheads="1"/>
                           </pic:cNvPicPr>
                         </pic:nvPicPr>
                         <pic:blipFill>
-                          <a:blip r:embed="rId12"/>
+                          <a:blip r:embed="rId12" cstate="print">
+                            <a:extLst>
+                              <a:ext uri="{28A0092B-C50C-407E-A947-70E740481C1C}">
+                                <a14:useLocalDpi xmlns:a14="http://schemas.microsoft.com/office/drawing/2010/main" val="0"/>
+                              </a:ext>
+                            </a:extLst>
+                          </a:blip>
                           <a:srcRect/>
                           <a:stretch>
                             <a:fillRect/>
@@ -4379,11 +4397,15 @@
                         <pic:spPr bwMode="auto">
                           <a:xfrm>
                             <a:off x="0" y="0"/>
-                            <a:ext cx="4210050" cy="2362200"/>
+                            <a:ext cx="4464351" cy="2152295"/>
                           </a:xfrm>
                           <a:prstGeom prst="rect">
                             <a:avLst/>
                           </a:prstGeom>
+                          <a:noFill/>
+                          <a:ln>
+                            <a:noFill/>
+                          </a:ln>
                         </pic:spPr>
                       </pic:pic>
                     </a:graphicData>
@@ -4860,7 +4882,6 @@
           </w:tcPr>
           <w:p>
             <w:pPr>
-              <w:jc w:val="center"/>
               <w:rPr>
                 <w:b/>
                 <w:bCs/>
@@ -4871,46 +4892,78 @@
             </w:pPr>
             <w:r>
               <w:rPr>
+                <w:b/>
+                <w:bCs/>
                 <w:noProof/>
+                <w:color w:val="FFFFFF"/>
+                <w:sz w:val="24"/>
+                <w:szCs w:val="24"/>
               </w:rPr>
-              <w:drawing>
-                <wp:inline distT="0" distB="0" distL="0" distR="0" wp14:anchorId="74FE1913" wp14:editId="5314E350">
-                  <wp:extent cx="2105025" cy="1190625"/>
-                  <wp:effectExtent l="0" t="0" r="0" b="0"/>
-                  <wp:docPr id="831481454" name="Picture 831481454"/>
-                  <wp:cNvGraphicFramePr>
-                    <a:graphicFrameLocks xmlns:a="http://schemas.openxmlformats.org/drawingml/2006/main" noChangeAspect="1"/>
-                  </wp:cNvGraphicFramePr>
-                  <a:graphic xmlns:a="http://schemas.openxmlformats.org/drawingml/2006/main">
-                    <a:graphicData uri="http://schemas.openxmlformats.org/drawingml/2006/picture">
-                      <pic:pic xmlns:pic="http://schemas.openxmlformats.org/drawingml/2006/picture">
-                        <pic:nvPicPr>
-                          <pic:cNvPr id="0" name=""/>
-                          <pic:cNvPicPr>
-                            <a:picLocks noChangeAspect="1" noChangeArrowheads="1"/>
-                          </pic:cNvPicPr>
-                        </pic:nvPicPr>
-                        <pic:blipFill>
-                          <a:blip r:embed="rId13"/>
-                          <a:srcRect/>
-                          <a:stretch>
-                            <a:fillRect/>
-                          </a:stretch>
-                        </pic:blipFill>
-                        <pic:spPr bwMode="auto">
-                          <a:xfrm>
-                            <a:off x="0" y="0"/>
-                            <a:ext cx="2105025" cy="1190625"/>
-                          </a:xfrm>
-                          <a:prstGeom prst="rect">
-                            <a:avLst/>
-                          </a:prstGeom>
-                        </pic:spPr>
-                      </pic:pic>
-                    </a:graphicData>
-                  </a:graphic>
-                </wp:inline>
-              </w:drawing>
+              <mc:AlternateContent>
+                <mc:Choice Requires="wps">
+                  <w:drawing>
+                    <wp:anchor distT="0" distB="0" distL="114300" distR="114300" simplePos="0" relativeHeight="251659264" behindDoc="0" locked="0" layoutInCell="1" allowOverlap="1" wp14:anchorId="0D103097" wp14:editId="5161E117">
+                      <wp:simplePos x="0" y="0"/>
+                      <wp:positionH relativeFrom="column">
+                        <wp:posOffset>3206750</wp:posOffset>
+                      </wp:positionH>
+                      <wp:positionV relativeFrom="paragraph">
+                        <wp:posOffset>779145</wp:posOffset>
+                      </wp:positionV>
+                      <wp:extent cx="241300" cy="0"/>
+                      <wp:effectExtent l="0" t="76200" r="25400" b="95250"/>
+                      <wp:wrapNone/>
+                      <wp:docPr id="655218980" name="Straight Arrow Connector 6"/>
+                      <wp:cNvGraphicFramePr/>
+                      <a:graphic xmlns:a="http://schemas.openxmlformats.org/drawingml/2006/main">
+                        <a:graphicData uri="http://schemas.microsoft.com/office/word/2010/wordprocessingShape">
+                          <wps:wsp>
+                            <wps:cNvCnPr/>
+                            <wps:spPr>
+                              <a:xfrm>
+                                <a:off x="0" y="0"/>
+                                <a:ext cx="241300" cy="0"/>
+                              </a:xfrm>
+                              <a:prstGeom prst="straightConnector1">
+                                <a:avLst/>
+                              </a:prstGeom>
+                              <a:ln>
+                                <a:tailEnd type="triangle"/>
+                              </a:ln>
+                            </wps:spPr>
+                            <wps:style>
+                              <a:lnRef idx="3">
+                                <a:schemeClr val="accent6"/>
+                              </a:lnRef>
+                              <a:fillRef idx="0">
+                                <a:schemeClr val="accent6"/>
+                              </a:fillRef>
+                              <a:effectRef idx="2">
+                                <a:schemeClr val="accent6"/>
+                              </a:effectRef>
+                              <a:fontRef idx="minor">
+                                <a:schemeClr val="tx1"/>
+                              </a:fontRef>
+                            </wps:style>
+                            <wps:bodyPr/>
+                          </wps:wsp>
+                        </a:graphicData>
+                      </a:graphic>
+                    </wp:anchor>
+                  </w:drawing>
+                </mc:Choice>
+                <mc:Fallback>
+                  <w:pict>
+                    <v:shapetype w14:anchorId="0F1E18A2" id="_x0000_t32" coordsize="21600,21600" o:spt="32" o:oned="t" path="m,l21600,21600e" filled="f">
+                      <v:path arrowok="t" fillok="f" o:connecttype="none"/>
+                      <o:lock v:ext="edit" shapetype="t"/>
+                    </v:shapetype>
+                    <v:shape id="Straight Arrow Connector 6" o:spid="_x0000_s1026" type="#_x0000_t32" style="position:absolute;margin-left:252.5pt;margin-top:61.35pt;width:19pt;height:0;z-index:251659264;visibility:visible;mso-wrap-style:square;mso-wrap-distance-left:9pt;mso-wrap-distance-top:0;mso-wrap-distance-right:9pt;mso-wrap-distance-bottom:0;mso-position-horizontal:absolute;mso-position-horizontal-relative:text;mso-position-vertical:absolute;mso-position-vertical-relative:text" o:gfxdata="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" strokecolor="#70ad47 [3209]" strokeweight="1.5pt">
+                      <v:stroke endarrow="block" joinstyle="miter"/>
+                    </v:shape>
+                  </w:pict>
+                </mc:Fallback>
+              </mc:AlternateContent>
             </w:r>
             <w:r>
               <w:rPr>
@@ -4927,10 +4980,10 @@
                 <w:noProof/>
               </w:rPr>
               <w:drawing>
-                <wp:inline distT="0" distB="0" distL="0" distR="0" wp14:anchorId="0069DC3B" wp14:editId="78326287">
-                  <wp:extent cx="2105025" cy="1190625"/>
-                  <wp:effectExtent l="0" t="0" r="0" b="0"/>
-                  <wp:docPr id="1009490078" name="Picture 1009490078"/>
+                <wp:inline distT="0" distB="0" distL="0" distR="0" wp14:anchorId="2F3BF53D" wp14:editId="66AE2D43">
+                  <wp:extent cx="2447029" cy="1178560"/>
+                  <wp:effectExtent l="0" t="0" r="0" b="2540"/>
+                  <wp:docPr id="1623286967" name="Picture 5"/>
                   <wp:cNvGraphicFramePr>
                     <a:graphicFrameLocks xmlns:a="http://schemas.openxmlformats.org/drawingml/2006/main" noChangeAspect="1"/>
                   </wp:cNvGraphicFramePr>
@@ -4938,13 +4991,19 @@
                     <a:graphicData uri="http://schemas.openxmlformats.org/drawingml/2006/picture">
                       <pic:pic xmlns:pic="http://schemas.openxmlformats.org/drawingml/2006/picture">
                         <pic:nvPicPr>
-                          <pic:cNvPr id="0" name=""/>
+                          <pic:cNvPr id="0" name="Picture 5"/>
                           <pic:cNvPicPr>
                             <a:picLocks noChangeAspect="1" noChangeArrowheads="1"/>
                           </pic:cNvPicPr>
                         </pic:nvPicPr>
                         <pic:blipFill>
-                          <a:blip r:embed="rId14"/>
+                          <a:blip r:embed="rId13" cstate="print">
+                            <a:extLst>
+                              <a:ext uri="{28A0092B-C50C-407E-A947-70E740481C1C}">
+                                <a14:useLocalDpi xmlns:a14="http://schemas.microsoft.com/office/drawing/2010/main" val="0"/>
+                              </a:ext>
+                            </a:extLst>
+                          </a:blip>
                           <a:srcRect/>
                           <a:stretch>
                             <a:fillRect/>
@@ -4953,11 +5012,95 @@
                         <pic:spPr bwMode="auto">
                           <a:xfrm>
                             <a:off x="0" y="0"/>
-                            <a:ext cx="2105025" cy="1190625"/>
+                            <a:ext cx="2480037" cy="1194458"/>
                           </a:xfrm>
                           <a:prstGeom prst="rect">
                             <a:avLst/>
                           </a:prstGeom>
+                          <a:noFill/>
+                          <a:ln>
+                            <a:noFill/>
+                          </a:ln>
+                        </pic:spPr>
+                      </pic:pic>
+                    </a:graphicData>
+                  </a:graphic>
+                </wp:inline>
+              </w:drawing>
+            </w:r>
+            <w:r>
+              <w:rPr>
+                <w:rFonts w:hint="cs"/>
+                <w:b/>
+                <w:bCs/>
+                <w:color w:val="FFFFFF"/>
+                <w:sz w:val="24"/>
+                <w:szCs w:val="24"/>
+                <w:rtl/>
+              </w:rPr>
+              <w:t xml:space="preserve">    </w:t>
+            </w:r>
+            <w:r>
+              <w:rPr>
+                <w:b/>
+                <w:bCs/>
+                <w:color w:val="FFFFFF"/>
+                <w:sz w:val="24"/>
+                <w:szCs w:val="24"/>
+              </w:rPr>
+              <w:t xml:space="preserve">               </w:t>
+            </w:r>
+            <w:r>
+              <w:rPr>
+                <w:b/>
+                <w:bCs/>
+                <w:noProof/>
+                <w:color w:val="FFFFFF"/>
+                <w:sz w:val="24"/>
+                <w:szCs w:val="24"/>
+              </w:rPr>
+              <w:drawing>
+                <wp:inline distT="0" distB="0" distL="0" distR="0" wp14:anchorId="6186C6A1" wp14:editId="33052020">
+                  <wp:extent cx="2413000" cy="1174151"/>
+                  <wp:effectExtent l="0" t="0" r="6350" b="6985"/>
+                  <wp:docPr id="1238289929" name="Picture 7"/>
+                  <wp:cNvGraphicFramePr>
+                    <a:graphicFrameLocks xmlns:a="http://schemas.openxmlformats.org/drawingml/2006/main" noChangeAspect="1"/>
+                  </wp:cNvGraphicFramePr>
+                  <a:graphic xmlns:a="http://schemas.openxmlformats.org/drawingml/2006/main">
+                    <a:graphicData uri="http://schemas.openxmlformats.org/drawingml/2006/picture">
+                      <pic:pic xmlns:pic="http://schemas.openxmlformats.org/drawingml/2006/picture">
+                        <pic:nvPicPr>
+                          <pic:cNvPr id="0" name="Picture 6"/>
+                          <pic:cNvPicPr>
+                            <a:picLocks noChangeAspect="1" noChangeArrowheads="1"/>
+                          </pic:cNvPicPr>
+                        </pic:nvPicPr>
+                        <pic:blipFill>
+                          <a:blip r:embed="rId14" cstate="print">
+                            <a:extLst>
+                              <a:ext uri="{28A0092B-C50C-407E-A947-70E740481C1C}">
+                                <a14:useLocalDpi xmlns:a14="http://schemas.microsoft.com/office/drawing/2010/main" val="0"/>
+                              </a:ext>
+                            </a:extLst>
+                          </a:blip>
+                          <a:srcRect/>
+                          <a:stretch>
+                            <a:fillRect/>
+                          </a:stretch>
+                        </pic:blipFill>
+                        <pic:spPr bwMode="auto">
+                          <a:xfrm>
+                            <a:off x="0" y="0"/>
+                            <a:ext cx="2450794" cy="1192542"/>
+                          </a:xfrm>
+                          <a:prstGeom prst="rect">
+                            <a:avLst/>
+                          </a:prstGeom>
+                          <a:noFill/>
+                          <a:ln>
+                            <a:noFill/>
+                          </a:ln>
                         </pic:spPr>
                       </pic:pic>
                     </a:graphicData>
@@ -5489,7 +5632,43 @@
         <w:sz w:val="14"/>
         <w:szCs w:val="14"/>
       </w:rPr>
-      <w:t xml:space="preserve">Ramzi Abu Falah  ·  1230594  ·  </w:t>
+      <w:t xml:space="preserve">Ramzi Abu </w:t>
+    </w:r>
+    <w:proofErr w:type="gramStart"/>
+    <w:r>
+      <w:rPr>
+        <w:color w:val="5C5C5C"/>
+        <w:sz w:val="14"/>
+        <w:szCs w:val="14"/>
+      </w:rPr>
+      <w:t>Falah  ·</w:t>
+    </w:r>
+    <w:proofErr w:type="gramEnd"/>
+    <w:r>
+      <w:rPr>
+        <w:color w:val="5C5C5C"/>
+        <w:sz w:val="14"/>
+        <w:szCs w:val="14"/>
+      </w:rPr>
+      <w:t xml:space="preserve">  </w:t>
+    </w:r>
+    <w:proofErr w:type="gramStart"/>
+    <w:r>
+      <w:rPr>
+        <w:color w:val="5C5C5C"/>
+        <w:sz w:val="14"/>
+        <w:szCs w:val="14"/>
+      </w:rPr>
+      <w:t>1230594  ·</w:t>
+    </w:r>
+    <w:proofErr w:type="gramEnd"/>
+    <w:r>
+      <w:rPr>
+        <w:color w:val="5C5C5C"/>
+        <w:sz w:val="14"/>
+        <w:szCs w:val="14"/>
+      </w:rPr>
+      <w:t xml:space="preserve">  </w:t>
     </w:r>
     <w:r>
       <w:rPr>
@@ -5499,7 +5678,18 @@
         <w:sz w:val="14"/>
         <w:szCs w:val="14"/>
       </w:rPr>
-      <w:t>Heuristic Evaluation — ITC Website, Birzeit University</w:t>
+      <w:t xml:space="preserve">Heuristic Evaluation — ITC Website, Birzeit </w:t>
+    </w:r>
+    <w:proofErr w:type="gramStart"/>
+    <w:r>
+      <w:rPr>
+        <w:i/>
+        <w:iCs/>
+        <w:color w:val="5C5C5C"/>
+        <w:sz w:val="14"/>
+        <w:szCs w:val="14"/>
+      </w:rPr>
+      <w:t>University</w:t>
     </w:r>
     <w:r>
       <w:rPr>
@@ -5507,7 +5697,16 @@
         <w:sz w:val="14"/>
         <w:szCs w:val="14"/>
       </w:rPr>
-      <w:t xml:space="preserve">  ·  Page </w:t>
+      <w:t xml:space="preserve">  ·</w:t>
+    </w:r>
+    <w:proofErr w:type="gramEnd"/>
+    <w:r>
+      <w:rPr>
+        <w:color w:val="5C5C5C"/>
+        <w:sz w:val="14"/>
+        <w:szCs w:val="14"/>
+      </w:rPr>
+      <w:t xml:space="preserve">  Page </w:t>
     </w:r>
     <w:r>
       <w:rPr>
